--- a/interview/Git Interview.docx
+++ b/interview/Git Interview.docx
@@ -6,6 +6,7 @@
       <w:pPr>
         <w:jc w:val="center"/>
         <w:rPr>
+          <w:rFonts w:cstheme="minorHAnsi"/>
           <w:sz w:val="40"/>
           <w:szCs w:val="40"/>
           <w:u w:val="single"/>
@@ -13,6 +14,7 @@
       </w:pPr>
       <w:r>
         <w:rPr>
+          <w:rFonts w:cstheme="minorHAnsi"/>
           <w:sz w:val="40"/>
           <w:szCs w:val="40"/>
           <w:u w:val="single"/>
@@ -23,113 +25,224 @@
     <w:p>
       <w:pPr>
         <w:rPr>
-          <w:b/>
-          <w:bCs/>
-        </w:rPr>
-      </w:pPr>
-      <w:r>
-        <w:rPr>
-          <w:b/>
-          <w:bCs/>
+          <w:rFonts w:cstheme="minorHAnsi"/>
+          <w:b/>
+          <w:bCs/>
+          <w:sz w:val="28"/>
+          <w:szCs w:val="28"/>
+        </w:rPr>
+      </w:pPr>
+      <w:r>
+        <w:rPr>
+          <w:rFonts w:cstheme="minorHAnsi"/>
+          <w:b/>
+          <w:bCs/>
+          <w:sz w:val="28"/>
+          <w:szCs w:val="28"/>
         </w:rPr>
         <w:t>Initiate git proje</w:t>
       </w:r>
       <w:r>
         <w:rPr>
-          <w:b/>
-          <w:bCs/>
+          <w:rFonts w:cstheme="minorHAnsi"/>
+          <w:b/>
+          <w:bCs/>
+          <w:sz w:val="28"/>
+          <w:szCs w:val="28"/>
         </w:rPr>
         <w:t>ct</w:t>
       </w:r>
     </w:p>
     <w:p>
-      <w:r>
+      <w:pPr>
+        <w:rPr>
+          <w:rFonts w:cstheme="minorHAnsi"/>
+          <w:sz w:val="28"/>
+          <w:szCs w:val="28"/>
+        </w:rPr>
+      </w:pPr>
+      <w:r>
+        <w:rPr>
+          <w:rFonts w:cstheme="minorHAnsi"/>
+          <w:sz w:val="28"/>
+          <w:szCs w:val="28"/>
+        </w:rPr>
         <w:t xml:space="preserve"> Git </w:t>
       </w:r>
       <w:proofErr w:type="spellStart"/>
       <w:r>
+        <w:rPr>
+          <w:rFonts w:cstheme="minorHAnsi"/>
+          <w:sz w:val="28"/>
+          <w:szCs w:val="28"/>
+        </w:rPr>
         <w:t>init</w:t>
       </w:r>
       <w:proofErr w:type="spellEnd"/>
       <w:proofErr w:type="gramStart"/>
       <w:r>
+        <w:rPr>
+          <w:rFonts w:cstheme="minorHAnsi"/>
+          <w:sz w:val="28"/>
+          <w:szCs w:val="28"/>
+        </w:rPr>
         <w:t xml:space="preserve">   (</w:t>
       </w:r>
       <w:proofErr w:type="gramEnd"/>
       <w:r>
+        <w:rPr>
+          <w:rFonts w:cstheme="minorHAnsi"/>
+          <w:sz w:val="28"/>
+          <w:szCs w:val="28"/>
+        </w:rPr>
         <w:t>.git folder will be generated)</w:t>
       </w:r>
     </w:p>
-    <w:p/>
-    <w:p>
-      <w:pPr>
-        <w:rPr>
-          <w:b/>
-          <w:bCs/>
-        </w:rPr>
-      </w:pPr>
-      <w:r>
-        <w:rPr>
-          <w:b/>
-          <w:bCs/>
+    <w:p>
+      <w:pPr>
+        <w:rPr>
+          <w:rFonts w:cstheme="minorHAnsi"/>
+          <w:sz w:val="28"/>
+          <w:szCs w:val="28"/>
+        </w:rPr>
+      </w:pPr>
+    </w:p>
+    <w:p>
+      <w:pPr>
+        <w:rPr>
+          <w:rFonts w:cstheme="minorHAnsi"/>
+          <w:b/>
+          <w:bCs/>
+          <w:sz w:val="28"/>
+          <w:szCs w:val="28"/>
+        </w:rPr>
+      </w:pPr>
+      <w:r>
+        <w:rPr>
+          <w:rFonts w:cstheme="minorHAnsi"/>
+          <w:b/>
+          <w:bCs/>
+          <w:sz w:val="28"/>
+          <w:szCs w:val="28"/>
         </w:rPr>
         <w:t>Add changes to stage</w:t>
       </w:r>
     </w:p>
     <w:p>
-      <w:r>
+      <w:pPr>
+        <w:rPr>
+          <w:rFonts w:cstheme="minorHAnsi"/>
+          <w:sz w:val="28"/>
+          <w:szCs w:val="28"/>
+        </w:rPr>
+      </w:pPr>
+      <w:r>
+        <w:rPr>
+          <w:rFonts w:cstheme="minorHAnsi"/>
+          <w:sz w:val="28"/>
+          <w:szCs w:val="28"/>
+        </w:rPr>
         <w:t xml:space="preserve">   git add &lt;file&gt; (</w:t>
       </w:r>
       <w:r>
+        <w:rPr>
+          <w:rFonts w:cstheme="minorHAnsi"/>
+          <w:sz w:val="28"/>
+          <w:szCs w:val="28"/>
+        </w:rPr>
         <w:t xml:space="preserve">changes from </w:t>
       </w:r>
       <w:r>
+        <w:rPr>
+          <w:rFonts w:cstheme="minorHAnsi"/>
+          <w:sz w:val="28"/>
+          <w:szCs w:val="28"/>
+        </w:rPr>
         <w:t>a single file added to stage)</w:t>
       </w:r>
     </w:p>
     <w:p>
-      <w:r>
+      <w:pPr>
+        <w:rPr>
+          <w:rFonts w:cstheme="minorHAnsi"/>
+          <w:sz w:val="28"/>
+          <w:szCs w:val="28"/>
+        </w:rPr>
+      </w:pPr>
+      <w:r>
+        <w:rPr>
+          <w:rFonts w:cstheme="minorHAnsi"/>
+          <w:sz w:val="28"/>
+          <w:szCs w:val="28"/>
+        </w:rPr>
         <w:t xml:space="preserve">   git </w:t>
       </w:r>
       <w:proofErr w:type="gramStart"/>
       <w:r>
+        <w:rPr>
+          <w:rFonts w:cstheme="minorHAnsi"/>
+          <w:sz w:val="28"/>
+          <w:szCs w:val="28"/>
+        </w:rPr>
         <w:t>add .</w:t>
       </w:r>
       <w:proofErr w:type="gramEnd"/>
       <w:r>
+        <w:rPr>
+          <w:rFonts w:cstheme="minorHAnsi"/>
+          <w:sz w:val="28"/>
+          <w:szCs w:val="28"/>
+        </w:rPr>
         <w:t xml:space="preserve">    (all change</w:t>
       </w:r>
       <w:r>
+        <w:rPr>
+          <w:rFonts w:cstheme="minorHAnsi"/>
+          <w:sz w:val="28"/>
+          <w:szCs w:val="28"/>
+        </w:rPr>
         <w:t>s from all files added to stage)</w:t>
       </w:r>
     </w:p>
     <w:p>
       <w:pPr>
         <w:rPr>
-          <w:b/>
-          <w:bCs/>
-        </w:rPr>
-      </w:pPr>
-      <w:r>
-        <w:rPr>
-          <w:b/>
-          <w:bCs/>
+          <w:rFonts w:cstheme="minorHAnsi"/>
+          <w:b/>
+          <w:bCs/>
+          <w:sz w:val="28"/>
+          <w:szCs w:val="28"/>
+        </w:rPr>
+      </w:pPr>
+      <w:r>
+        <w:rPr>
+          <w:rFonts w:cstheme="minorHAnsi"/>
+          <w:b/>
+          <w:bCs/>
+          <w:sz w:val="28"/>
+          <w:szCs w:val="28"/>
         </w:rPr>
         <w:t xml:space="preserve">Remove changes(file) from </w:t>
       </w:r>
       <w:proofErr w:type="gramStart"/>
       <w:r>
         <w:rPr>
-          <w:b/>
-          <w:bCs/>
+          <w:rFonts w:cstheme="minorHAnsi"/>
+          <w:b/>
+          <w:bCs/>
+          <w:sz w:val="28"/>
+          <w:szCs w:val="28"/>
         </w:rPr>
         <w:t xml:space="preserve">stage( </w:t>
       </w:r>
       <w:proofErr w:type="spellStart"/>
       <w:r>
         <w:rPr>
-          <w:b/>
-          <w:bCs/>
+          <w:rFonts w:cstheme="minorHAnsi"/>
+          <w:b/>
+          <w:bCs/>
+          <w:sz w:val="28"/>
+          <w:szCs w:val="28"/>
         </w:rPr>
         <w:t>unstage</w:t>
       </w:r>
@@ -137,138 +250,318 @@
       <w:proofErr w:type="gramEnd"/>
       <w:r>
         <w:rPr>
-          <w:b/>
-          <w:bCs/>
+          <w:rFonts w:cstheme="minorHAnsi"/>
+          <w:b/>
+          <w:bCs/>
+          <w:sz w:val="28"/>
+          <w:szCs w:val="28"/>
         </w:rPr>
         <w:t xml:space="preserve"> the changes)</w:t>
       </w:r>
     </w:p>
     <w:p>
-      <w:r>
-        <w:rPr>
-          <w:b/>
-          <w:bCs/>
+      <w:pPr>
+        <w:rPr>
+          <w:rFonts w:cstheme="minorHAnsi"/>
+          <w:sz w:val="28"/>
+          <w:szCs w:val="28"/>
+        </w:rPr>
+      </w:pPr>
+      <w:r>
+        <w:rPr>
+          <w:rFonts w:cstheme="minorHAnsi"/>
+          <w:b/>
+          <w:bCs/>
+          <w:sz w:val="28"/>
+          <w:szCs w:val="28"/>
         </w:rPr>
         <w:t xml:space="preserve">   </w:t>
       </w:r>
       <w:proofErr w:type="gramStart"/>
       <w:r>
+        <w:rPr>
+          <w:rFonts w:cstheme="minorHAnsi"/>
+          <w:sz w:val="28"/>
+          <w:szCs w:val="28"/>
+        </w:rPr>
         <w:t xml:space="preserve">git  </w:t>
       </w:r>
       <w:r>
+        <w:rPr>
+          <w:rFonts w:cstheme="minorHAnsi"/>
+          <w:sz w:val="28"/>
+          <w:szCs w:val="28"/>
+        </w:rPr>
         <w:t>rm</w:t>
       </w:r>
       <w:proofErr w:type="gramEnd"/>
       <w:r>
+        <w:rPr>
+          <w:rFonts w:cstheme="minorHAnsi"/>
+          <w:sz w:val="28"/>
+          <w:szCs w:val="28"/>
+        </w:rPr>
         <w:t xml:space="preserve"> --cached </w:t>
       </w:r>
       <w:r>
+        <w:rPr>
+          <w:rFonts w:cstheme="minorHAnsi"/>
+          <w:sz w:val="28"/>
+          <w:szCs w:val="28"/>
+        </w:rPr>
         <w:t>&lt;file&gt; (</w:t>
       </w:r>
       <w:proofErr w:type="spellStart"/>
       <w:r>
+        <w:rPr>
+          <w:rFonts w:cstheme="minorHAnsi"/>
+          <w:sz w:val="28"/>
+          <w:szCs w:val="28"/>
+        </w:rPr>
         <w:t>unstage</w:t>
       </w:r>
       <w:proofErr w:type="spellEnd"/>
       <w:r>
+        <w:rPr>
+          <w:rFonts w:cstheme="minorHAnsi"/>
+          <w:sz w:val="28"/>
+          <w:szCs w:val="28"/>
+        </w:rPr>
         <w:t xml:space="preserve"> changes from a single file)</w:t>
       </w:r>
     </w:p>
     <w:p>
-      <w:r>
+      <w:pPr>
+        <w:rPr>
+          <w:rFonts w:cstheme="minorHAnsi"/>
+          <w:sz w:val="28"/>
+          <w:szCs w:val="28"/>
+        </w:rPr>
+      </w:pPr>
+      <w:r>
+        <w:rPr>
+          <w:rFonts w:cstheme="minorHAnsi"/>
+          <w:sz w:val="28"/>
+          <w:szCs w:val="28"/>
+        </w:rPr>
         <w:t xml:space="preserve">   git restore --</w:t>
       </w:r>
       <w:proofErr w:type="gramStart"/>
       <w:r>
+        <w:rPr>
+          <w:rFonts w:cstheme="minorHAnsi"/>
+          <w:sz w:val="28"/>
+          <w:szCs w:val="28"/>
+        </w:rPr>
         <w:t>staged  &lt;</w:t>
       </w:r>
       <w:proofErr w:type="gramEnd"/>
       <w:r>
+        <w:rPr>
+          <w:rFonts w:cstheme="minorHAnsi"/>
+          <w:sz w:val="28"/>
+          <w:szCs w:val="28"/>
+        </w:rPr>
         <w:t>file&gt; (</w:t>
       </w:r>
       <w:proofErr w:type="spellStart"/>
       <w:r>
+        <w:rPr>
+          <w:rFonts w:cstheme="minorHAnsi"/>
+          <w:sz w:val="28"/>
+          <w:szCs w:val="28"/>
+        </w:rPr>
         <w:t>unstage</w:t>
       </w:r>
       <w:proofErr w:type="spellEnd"/>
       <w:r>
+        <w:rPr>
+          <w:rFonts w:cstheme="minorHAnsi"/>
+          <w:sz w:val="28"/>
+          <w:szCs w:val="28"/>
+        </w:rPr>
         <w:t xml:space="preserve"> changes from a single file)</w:t>
       </w:r>
     </w:p>
     <w:p>
-      <w:r>
+      <w:pPr>
+        <w:rPr>
+          <w:rFonts w:cstheme="minorHAnsi"/>
+          <w:sz w:val="28"/>
+          <w:szCs w:val="28"/>
+        </w:rPr>
+      </w:pPr>
+      <w:r>
+        <w:rPr>
+          <w:rFonts w:cstheme="minorHAnsi"/>
+          <w:sz w:val="28"/>
+          <w:szCs w:val="28"/>
+        </w:rPr>
         <w:t xml:space="preserve">  </w:t>
       </w:r>
       <w:r>
+        <w:rPr>
+          <w:rFonts w:cstheme="minorHAnsi"/>
+          <w:sz w:val="28"/>
+          <w:szCs w:val="28"/>
+        </w:rPr>
         <w:t xml:space="preserve"> </w:t>
       </w:r>
       <w:proofErr w:type="gramStart"/>
       <w:r>
+        <w:rPr>
+          <w:rFonts w:cstheme="minorHAnsi"/>
+          <w:sz w:val="28"/>
+          <w:szCs w:val="28"/>
+        </w:rPr>
         <w:t>git  rm</w:t>
       </w:r>
       <w:proofErr w:type="gramEnd"/>
       <w:r>
+        <w:rPr>
+          <w:rFonts w:cstheme="minorHAnsi"/>
+          <w:sz w:val="28"/>
+          <w:szCs w:val="28"/>
+        </w:rPr>
         <w:t xml:space="preserve"> –r --cached </w:t>
       </w:r>
       <w:r>
+        <w:rPr>
+          <w:rFonts w:cstheme="minorHAnsi"/>
+          <w:sz w:val="28"/>
+          <w:szCs w:val="28"/>
+        </w:rPr>
         <w:t>.  (</w:t>
       </w:r>
       <w:proofErr w:type="spellStart"/>
       <w:r>
+        <w:rPr>
+          <w:rFonts w:cstheme="minorHAnsi"/>
+          <w:sz w:val="28"/>
+          <w:szCs w:val="28"/>
+        </w:rPr>
         <w:t>unstage</w:t>
       </w:r>
       <w:proofErr w:type="spellEnd"/>
       <w:r>
+        <w:rPr>
+          <w:rFonts w:cstheme="minorHAnsi"/>
+          <w:sz w:val="28"/>
+          <w:szCs w:val="28"/>
+        </w:rPr>
         <w:t xml:space="preserve"> changes from all files)</w:t>
       </w:r>
     </w:p>
     <w:p>
-      <w:r>
+      <w:pPr>
+        <w:rPr>
+          <w:rFonts w:cstheme="minorHAnsi"/>
+          <w:sz w:val="28"/>
+          <w:szCs w:val="28"/>
+        </w:rPr>
+      </w:pPr>
+      <w:r>
+        <w:rPr>
+          <w:rFonts w:cstheme="minorHAnsi"/>
+          <w:sz w:val="28"/>
+          <w:szCs w:val="28"/>
+        </w:rPr>
         <w:t xml:space="preserve"> </w:t>
       </w:r>
       <w:r>
+        <w:rPr>
+          <w:rFonts w:cstheme="minorHAnsi"/>
+          <w:sz w:val="28"/>
+          <w:szCs w:val="28"/>
+        </w:rPr>
         <w:t xml:space="preserve">  </w:t>
       </w:r>
       <w:proofErr w:type="gramStart"/>
       <w:r>
+        <w:rPr>
+          <w:rFonts w:cstheme="minorHAnsi"/>
+          <w:sz w:val="28"/>
+          <w:szCs w:val="28"/>
+        </w:rPr>
         <w:t>git  restore</w:t>
       </w:r>
       <w:proofErr w:type="gramEnd"/>
       <w:r>
+        <w:rPr>
+          <w:rFonts w:cstheme="minorHAnsi"/>
+          <w:sz w:val="28"/>
+          <w:szCs w:val="28"/>
+        </w:rPr>
         <w:t xml:space="preserve"> </w:t>
       </w:r>
       <w:r>
+        <w:rPr>
+          <w:rFonts w:cstheme="minorHAnsi"/>
+          <w:sz w:val="28"/>
+          <w:szCs w:val="28"/>
+        </w:rPr>
         <w:t>–</w:t>
       </w:r>
       <w:r>
+        <w:rPr>
+          <w:rFonts w:cstheme="minorHAnsi"/>
+          <w:sz w:val="28"/>
+          <w:szCs w:val="28"/>
+        </w:rPr>
         <w:t>staged</w:t>
       </w:r>
       <w:r>
+        <w:rPr>
+          <w:rFonts w:cstheme="minorHAnsi"/>
+          <w:sz w:val="28"/>
+          <w:szCs w:val="28"/>
+        </w:rPr>
         <w:t xml:space="preserve"> .</w:t>
       </w:r>
       <w:r>
+        <w:rPr>
+          <w:rFonts w:cstheme="minorHAnsi"/>
+          <w:sz w:val="28"/>
+          <w:szCs w:val="28"/>
+        </w:rPr>
         <w:t xml:space="preserve">  (</w:t>
       </w:r>
       <w:proofErr w:type="spellStart"/>
       <w:r>
+        <w:rPr>
+          <w:rFonts w:cstheme="minorHAnsi"/>
+          <w:sz w:val="28"/>
+          <w:szCs w:val="28"/>
+        </w:rPr>
         <w:t>unstage</w:t>
       </w:r>
       <w:proofErr w:type="spellEnd"/>
       <w:r>
+        <w:rPr>
+          <w:rFonts w:cstheme="minorHAnsi"/>
+          <w:sz w:val="28"/>
+          <w:szCs w:val="28"/>
+        </w:rPr>
         <w:t xml:space="preserve"> changes from all files)</w:t>
       </w:r>
     </w:p>
     <w:p>
       <w:pPr>
         <w:rPr>
-          <w:b/>
-          <w:bCs/>
-        </w:rPr>
-      </w:pPr>
-      <w:r>
-        <w:rPr>
-          <w:b/>
-          <w:bCs/>
+          <w:rFonts w:cstheme="minorHAnsi"/>
+          <w:b/>
+          <w:bCs/>
+          <w:sz w:val="28"/>
+          <w:szCs w:val="28"/>
+        </w:rPr>
+      </w:pPr>
+      <w:r>
+        <w:rPr>
+          <w:rFonts w:cstheme="minorHAnsi"/>
+          <w:b/>
+          <w:bCs/>
+          <w:sz w:val="28"/>
+          <w:szCs w:val="28"/>
         </w:rPr>
         <w:t>Commit the changes</w:t>
       </w:r>
@@ -276,39 +569,59 @@
     <w:p>
       <w:pPr>
         <w:rPr>
-          <w:b/>
-          <w:bCs/>
-        </w:rPr>
-      </w:pPr>
-      <w:r>
-        <w:rPr>
-          <w:b/>
-          <w:bCs/>
+          <w:rFonts w:cstheme="minorHAnsi"/>
+          <w:b/>
+          <w:bCs/>
+          <w:sz w:val="28"/>
+          <w:szCs w:val="28"/>
+        </w:rPr>
+      </w:pPr>
+      <w:r>
+        <w:rPr>
+          <w:rFonts w:cstheme="minorHAnsi"/>
+          <w:b/>
+          <w:bCs/>
+          <w:sz w:val="28"/>
+          <w:szCs w:val="28"/>
         </w:rPr>
         <w:t xml:space="preserve">     </w:t>
       </w:r>
       <w:r>
+        <w:rPr>
+          <w:rFonts w:cstheme="minorHAnsi"/>
+          <w:sz w:val="28"/>
+          <w:szCs w:val="28"/>
+        </w:rPr>
         <w:t xml:space="preserve"> git commit –m “commit message” </w:t>
       </w:r>
     </w:p>
     <w:p>
       <w:pPr>
         <w:rPr>
-          <w:b/>
-          <w:bCs/>
-        </w:rPr>
-      </w:pPr>
-      <w:r>
-        <w:rPr>
-          <w:b/>
-          <w:bCs/>
+          <w:rFonts w:cstheme="minorHAnsi"/>
+          <w:b/>
+          <w:bCs/>
+          <w:sz w:val="28"/>
+          <w:szCs w:val="28"/>
+        </w:rPr>
+      </w:pPr>
+      <w:r>
+        <w:rPr>
+          <w:rFonts w:cstheme="minorHAnsi"/>
+          <w:b/>
+          <w:bCs/>
+          <w:sz w:val="28"/>
+          <w:szCs w:val="28"/>
         </w:rPr>
         <w:t xml:space="preserve">Add remote repo if new </w:t>
       </w:r>
       <w:r>
         <w:rPr>
-          <w:b/>
-          <w:bCs/>
+          <w:rFonts w:cstheme="minorHAnsi"/>
+          <w:b/>
+          <w:bCs/>
+          <w:sz w:val="28"/>
+          <w:szCs w:val="28"/>
         </w:rPr>
         <w:t>repository</w:t>
       </w:r>
@@ -316,38 +629,65 @@
     <w:p>
       <w:pPr>
         <w:rPr>
-          <w:b/>
-          <w:bCs/>
-        </w:rPr>
-      </w:pPr>
-      <w:r>
-        <w:rPr>
-          <w:b/>
-          <w:bCs/>
+          <w:rFonts w:cstheme="minorHAnsi"/>
+          <w:b/>
+          <w:bCs/>
+          <w:sz w:val="28"/>
+          <w:szCs w:val="28"/>
+        </w:rPr>
+      </w:pPr>
+      <w:r>
+        <w:rPr>
+          <w:rFonts w:cstheme="minorHAnsi"/>
+          <w:b/>
+          <w:bCs/>
+          <w:sz w:val="28"/>
+          <w:szCs w:val="28"/>
         </w:rPr>
         <w:t xml:space="preserve">   </w:t>
       </w:r>
       <w:r>
+        <w:rPr>
+          <w:rFonts w:cstheme="minorHAnsi"/>
+          <w:sz w:val="28"/>
+          <w:szCs w:val="28"/>
+        </w:rPr>
         <w:t>g</w:t>
       </w:r>
       <w:r>
+        <w:rPr>
+          <w:rFonts w:cstheme="minorHAnsi"/>
+          <w:sz w:val="28"/>
+          <w:szCs w:val="28"/>
+        </w:rPr>
         <w:t xml:space="preserve">it </w:t>
       </w:r>
       <w:r>
+        <w:rPr>
+          <w:rFonts w:cstheme="minorHAnsi"/>
+          <w:sz w:val="28"/>
+          <w:szCs w:val="28"/>
+        </w:rPr>
         <w:t>remote add origin “git project URL”</w:t>
       </w:r>
     </w:p>
     <w:p>
       <w:pPr>
         <w:rPr>
-          <w:b/>
-          <w:bCs/>
-        </w:rPr>
-      </w:pPr>
-      <w:r>
-        <w:rPr>
-          <w:b/>
-          <w:bCs/>
+          <w:rFonts w:cstheme="minorHAnsi"/>
+          <w:b/>
+          <w:bCs/>
+          <w:sz w:val="28"/>
+          <w:szCs w:val="28"/>
+        </w:rPr>
+      </w:pPr>
+      <w:r>
+        <w:rPr>
+          <w:rFonts w:cstheme="minorHAnsi"/>
+          <w:b/>
+          <w:bCs/>
+          <w:sz w:val="28"/>
+          <w:szCs w:val="28"/>
         </w:rPr>
         <w:t>Push changes to remote</w:t>
       </w:r>
@@ -355,72 +695,125 @@
     <w:p>
       <w:pPr>
         <w:rPr>
-          <w:b/>
-          <w:bCs/>
-        </w:rPr>
-      </w:pPr>
-      <w:r>
-        <w:rPr>
-          <w:b/>
-          <w:bCs/>
+          <w:rFonts w:cstheme="minorHAnsi"/>
+          <w:b/>
+          <w:bCs/>
+          <w:sz w:val="28"/>
+          <w:szCs w:val="28"/>
+        </w:rPr>
+      </w:pPr>
+      <w:r>
+        <w:rPr>
+          <w:rFonts w:cstheme="minorHAnsi"/>
+          <w:b/>
+          <w:bCs/>
+          <w:sz w:val="28"/>
+          <w:szCs w:val="28"/>
         </w:rPr>
         <w:t xml:space="preserve">    </w:t>
       </w:r>
       <w:r>
+        <w:rPr>
+          <w:rFonts w:cstheme="minorHAnsi"/>
+          <w:sz w:val="28"/>
+          <w:szCs w:val="28"/>
+        </w:rPr>
         <w:t xml:space="preserve"> git push origin &lt;branch name&gt;</w:t>
       </w:r>
     </w:p>
     <w:p>
       <w:pPr>
         <w:rPr>
-          <w:b/>
-          <w:bCs/>
-        </w:rPr>
-      </w:pPr>
-      <w:r>
-        <w:rPr>
-          <w:b/>
-          <w:bCs/>
+          <w:rFonts w:cstheme="minorHAnsi"/>
+          <w:b/>
+          <w:bCs/>
+          <w:sz w:val="28"/>
+          <w:szCs w:val="28"/>
+        </w:rPr>
+      </w:pPr>
+      <w:r>
+        <w:rPr>
+          <w:rFonts w:cstheme="minorHAnsi"/>
+          <w:b/>
+          <w:bCs/>
+          <w:sz w:val="28"/>
+          <w:szCs w:val="28"/>
         </w:rPr>
         <w:t xml:space="preserve">Check the branch names </w:t>
       </w:r>
     </w:p>
     <w:p>
-      <w:r>
+      <w:pPr>
+        <w:rPr>
+          <w:rFonts w:cstheme="minorHAnsi"/>
+          <w:sz w:val="28"/>
+          <w:szCs w:val="28"/>
+        </w:rPr>
+      </w:pPr>
+      <w:r>
+        <w:rPr>
+          <w:rFonts w:cstheme="minorHAnsi"/>
+          <w:sz w:val="28"/>
+          <w:szCs w:val="28"/>
+        </w:rPr>
         <w:t xml:space="preserve">     Git branch</w:t>
       </w:r>
     </w:p>
     <w:p>
       <w:pPr>
         <w:rPr>
-          <w:b/>
-          <w:bCs/>
-        </w:rPr>
-      </w:pPr>
-      <w:r>
-        <w:rPr>
-          <w:b/>
-          <w:bCs/>
+          <w:rFonts w:cstheme="minorHAnsi"/>
+          <w:b/>
+          <w:bCs/>
+          <w:sz w:val="28"/>
+          <w:szCs w:val="28"/>
+        </w:rPr>
+      </w:pPr>
+      <w:r>
+        <w:rPr>
+          <w:rFonts w:cstheme="minorHAnsi"/>
+          <w:b/>
+          <w:bCs/>
+          <w:sz w:val="28"/>
+          <w:szCs w:val="28"/>
         </w:rPr>
         <w:t>Created new branch</w:t>
       </w:r>
     </w:p>
     <w:p>
-      <w:r>
+      <w:pPr>
+        <w:rPr>
+          <w:rFonts w:cstheme="minorHAnsi"/>
+          <w:sz w:val="28"/>
+          <w:szCs w:val="28"/>
+        </w:rPr>
+      </w:pPr>
+      <w:r>
+        <w:rPr>
+          <w:rFonts w:cstheme="minorHAnsi"/>
+          <w:sz w:val="28"/>
+          <w:szCs w:val="28"/>
+        </w:rPr>
         <w:t xml:space="preserve">    Git branch &lt;branch name&gt;</w:t>
       </w:r>
     </w:p>
     <w:p>
       <w:pPr>
         <w:rPr>
-          <w:b/>
-          <w:bCs/>
-        </w:rPr>
-      </w:pPr>
-      <w:r>
-        <w:rPr>
-          <w:b/>
-          <w:bCs/>
+          <w:rFonts w:cstheme="minorHAnsi"/>
+          <w:b/>
+          <w:bCs/>
+          <w:sz w:val="28"/>
+          <w:szCs w:val="28"/>
+        </w:rPr>
+      </w:pPr>
+      <w:r>
+        <w:rPr>
+          <w:rFonts w:cstheme="minorHAnsi"/>
+          <w:b/>
+          <w:bCs/>
+          <w:sz w:val="28"/>
+          <w:szCs w:val="28"/>
         </w:rPr>
         <w:t>Switch to another branch</w:t>
       </w:r>
@@ -428,44 +821,78 @@
     <w:p>
       <w:pPr>
         <w:rPr>
-          <w:b/>
-          <w:bCs/>
-        </w:rPr>
-      </w:pPr>
-      <w:r>
-        <w:rPr>
-          <w:b/>
-          <w:bCs/>
-        </w:rPr>
+          <w:rFonts w:cstheme="minorHAnsi"/>
+          <w:b/>
+          <w:bCs/>
+          <w:sz w:val="28"/>
+          <w:szCs w:val="28"/>
+        </w:rPr>
+      </w:pPr>
+      <w:r>
+        <w:rPr>
+          <w:rFonts w:cstheme="minorHAnsi"/>
+          <w:b/>
+          <w:bCs/>
+          <w:sz w:val="28"/>
+          <w:szCs w:val="28"/>
+        </w:rPr>
+        <w:lastRenderedPageBreak/>
         <w:t xml:space="preserve">  </w:t>
       </w:r>
       <w:r>
+        <w:rPr>
+          <w:rFonts w:cstheme="minorHAnsi"/>
+          <w:sz w:val="28"/>
+          <w:szCs w:val="28"/>
+        </w:rPr>
         <w:t>Git checkout &lt;branch name&gt;</w:t>
       </w:r>
     </w:p>
     <w:p>
       <w:pPr>
         <w:rPr>
-          <w:b/>
-          <w:bCs/>
-        </w:rPr>
-      </w:pPr>
-      <w:r>
+          <w:rFonts w:cstheme="minorHAnsi"/>
+          <w:b/>
+          <w:bCs/>
+          <w:sz w:val="28"/>
+          <w:szCs w:val="28"/>
+        </w:rPr>
+      </w:pPr>
+      <w:r>
+        <w:rPr>
+          <w:rFonts w:cstheme="minorHAnsi"/>
+          <w:sz w:val="28"/>
+          <w:szCs w:val="28"/>
+        </w:rPr>
         <w:t xml:space="preserve">  Git switch &lt;branch name&gt;</w:t>
       </w:r>
     </w:p>
-    <w:p/>
-    <w:p>
-      <w:pPr>
-        <w:rPr>
-          <w:b/>
-          <w:bCs/>
-        </w:rPr>
-      </w:pPr>
-      <w:r>
-        <w:rPr>
-          <w:b/>
-          <w:bCs/>
+    <w:p>
+      <w:pPr>
+        <w:rPr>
+          <w:rFonts w:cstheme="minorHAnsi"/>
+          <w:sz w:val="28"/>
+          <w:szCs w:val="28"/>
+        </w:rPr>
+      </w:pPr>
+    </w:p>
+    <w:p>
+      <w:pPr>
+        <w:rPr>
+          <w:rFonts w:cstheme="minorHAnsi"/>
+          <w:b/>
+          <w:bCs/>
+          <w:sz w:val="28"/>
+          <w:szCs w:val="28"/>
+        </w:rPr>
+      </w:pPr>
+      <w:r>
+        <w:rPr>
+          <w:rFonts w:cstheme="minorHAnsi"/>
+          <w:b/>
+          <w:bCs/>
+          <w:sz w:val="28"/>
+          <w:szCs w:val="28"/>
         </w:rPr>
         <w:t xml:space="preserve">Create and switch to new branch </w:t>
       </w:r>
@@ -473,28 +900,47 @@
     <w:p>
       <w:pPr>
         <w:rPr>
-          <w:b/>
-          <w:bCs/>
-        </w:rPr>
-      </w:pPr>
-      <w:r>
+          <w:rFonts w:cstheme="minorHAnsi"/>
+          <w:b/>
+          <w:bCs/>
+          <w:sz w:val="28"/>
+          <w:szCs w:val="28"/>
+        </w:rPr>
+      </w:pPr>
+      <w:r>
+        <w:rPr>
+          <w:rFonts w:cstheme="minorHAnsi"/>
+          <w:sz w:val="28"/>
+          <w:szCs w:val="28"/>
+        </w:rPr>
         <w:t xml:space="preserve">Git </w:t>
       </w:r>
       <w:r>
+        <w:rPr>
+          <w:rFonts w:cstheme="minorHAnsi"/>
+          <w:sz w:val="28"/>
+          <w:szCs w:val="28"/>
+        </w:rPr>
         <w:t>checkout –b &lt;branch name&gt;</w:t>
       </w:r>
     </w:p>
     <w:p>
       <w:pPr>
         <w:rPr>
-          <w:b/>
-          <w:bCs/>
-        </w:rPr>
-      </w:pPr>
-      <w:r>
-        <w:rPr>
-          <w:b/>
-          <w:bCs/>
+          <w:rFonts w:cstheme="minorHAnsi"/>
+          <w:b/>
+          <w:bCs/>
+          <w:sz w:val="28"/>
+          <w:szCs w:val="28"/>
+        </w:rPr>
+      </w:pPr>
+      <w:r>
+        <w:rPr>
+          <w:rFonts w:cstheme="minorHAnsi"/>
+          <w:b/>
+          <w:bCs/>
+          <w:sz w:val="28"/>
+          <w:szCs w:val="28"/>
         </w:rPr>
         <w:t>Clone GitHub project</w:t>
       </w:r>
@@ -502,112 +948,251 @@
     <w:p>
       <w:pPr>
         <w:rPr>
-          <w:b/>
-          <w:bCs/>
-        </w:rPr>
-      </w:pPr>
-      <w:r>
-        <w:rPr>
-          <w:b/>
-          <w:bCs/>
+          <w:rFonts w:cstheme="minorHAnsi"/>
+          <w:b/>
+          <w:bCs/>
+          <w:sz w:val="28"/>
+          <w:szCs w:val="28"/>
+        </w:rPr>
+      </w:pPr>
+      <w:r>
+        <w:rPr>
+          <w:rFonts w:cstheme="minorHAnsi"/>
+          <w:b/>
+          <w:bCs/>
+          <w:sz w:val="28"/>
+          <w:szCs w:val="28"/>
         </w:rPr>
         <w:t xml:space="preserve">    </w:t>
       </w:r>
       <w:r>
+        <w:rPr>
+          <w:rFonts w:cstheme="minorHAnsi"/>
+          <w:sz w:val="28"/>
+          <w:szCs w:val="28"/>
+        </w:rPr>
         <w:t xml:space="preserve"> Git clone “project name”</w:t>
       </w:r>
     </w:p>
     <w:p>
       <w:pPr>
         <w:rPr>
-          <w:b/>
-          <w:bCs/>
-        </w:rPr>
-      </w:pPr>
-      <w:r>
-        <w:rPr>
-          <w:b/>
-          <w:bCs/>
+          <w:rFonts w:cstheme="minorHAnsi"/>
+          <w:b/>
+          <w:bCs/>
+          <w:sz w:val="28"/>
+          <w:szCs w:val="28"/>
+        </w:rPr>
+      </w:pPr>
+      <w:r>
+        <w:rPr>
+          <w:rFonts w:cstheme="minorHAnsi"/>
+          <w:b/>
+          <w:bCs/>
+          <w:sz w:val="28"/>
+          <w:szCs w:val="28"/>
         </w:rPr>
         <w:t xml:space="preserve">Retrieve </w:t>
       </w:r>
       <w:r>
         <w:rPr>
-          <w:b/>
-          <w:bCs/>
+          <w:rFonts w:cstheme="minorHAnsi"/>
+          <w:b/>
+          <w:bCs/>
+          <w:sz w:val="28"/>
+          <w:szCs w:val="28"/>
         </w:rPr>
         <w:t xml:space="preserve">the changes from remote </w:t>
       </w:r>
     </w:p>
     <w:p>
-      <w:r>
-        <w:rPr>
-          <w:b/>
-          <w:bCs/>
+      <w:pPr>
+        <w:rPr>
+          <w:rFonts w:cstheme="minorHAnsi"/>
+          <w:sz w:val="28"/>
+          <w:szCs w:val="28"/>
+        </w:rPr>
+      </w:pPr>
+      <w:r>
+        <w:rPr>
+          <w:rFonts w:cstheme="minorHAnsi"/>
+          <w:b/>
+          <w:bCs/>
+          <w:sz w:val="28"/>
+          <w:szCs w:val="28"/>
         </w:rPr>
         <w:t xml:space="preserve">  </w:t>
       </w:r>
       <w:r>
+        <w:rPr>
+          <w:rFonts w:cstheme="minorHAnsi"/>
+          <w:sz w:val="28"/>
+          <w:szCs w:val="28"/>
+        </w:rPr>
         <w:t xml:space="preserve">  </w:t>
       </w:r>
       <w:r>
+        <w:rPr>
+          <w:rFonts w:cstheme="minorHAnsi"/>
+          <w:sz w:val="28"/>
+          <w:szCs w:val="28"/>
+        </w:rPr>
         <w:t>Pull:</w:t>
       </w:r>
       <w:r>
+        <w:rPr>
+          <w:rFonts w:cstheme="minorHAnsi"/>
+          <w:sz w:val="28"/>
+          <w:szCs w:val="28"/>
+        </w:rPr>
         <w:t xml:space="preserve">   </w:t>
       </w:r>
       <w:r>
+        <w:rPr>
+          <w:rFonts w:cstheme="minorHAnsi"/>
+          <w:sz w:val="28"/>
+          <w:szCs w:val="28"/>
+        </w:rPr>
         <w:t>Retrieve the changes and merges to local repository</w:t>
       </w:r>
     </w:p>
     <w:p>
-      <w:r>
+      <w:pPr>
+        <w:rPr>
+          <w:rFonts w:cstheme="minorHAnsi"/>
+          <w:sz w:val="28"/>
+          <w:szCs w:val="28"/>
+        </w:rPr>
+      </w:pPr>
+      <w:r>
+        <w:rPr>
+          <w:rFonts w:cstheme="minorHAnsi"/>
+          <w:sz w:val="28"/>
+          <w:szCs w:val="28"/>
+        </w:rPr>
         <w:t xml:space="preserve">             </w:t>
       </w:r>
       <w:r>
+        <w:rPr>
+          <w:rFonts w:cstheme="minorHAnsi"/>
+          <w:sz w:val="28"/>
+          <w:szCs w:val="28"/>
+        </w:rPr>
         <w:t>Git pull origin &lt;branch name&gt;</w:t>
       </w:r>
     </w:p>
     <w:p>
-      <w:r>
+      <w:pPr>
+        <w:rPr>
+          <w:rFonts w:cstheme="minorHAnsi"/>
+          <w:sz w:val="28"/>
+          <w:szCs w:val="28"/>
+        </w:rPr>
+      </w:pPr>
+      <w:r>
+        <w:rPr>
+          <w:rFonts w:cstheme="minorHAnsi"/>
+          <w:sz w:val="28"/>
+          <w:szCs w:val="28"/>
+        </w:rPr>
         <w:t xml:space="preserve">    </w:t>
       </w:r>
       <w:r>
+        <w:rPr>
+          <w:rFonts w:cstheme="minorHAnsi"/>
+          <w:sz w:val="28"/>
+          <w:szCs w:val="28"/>
+        </w:rPr>
         <w:t>Fetch:</w:t>
       </w:r>
       <w:r>
+        <w:rPr>
+          <w:rFonts w:cstheme="minorHAnsi"/>
+          <w:sz w:val="28"/>
+          <w:szCs w:val="28"/>
+        </w:rPr>
         <w:t xml:space="preserve"> Retrieve the changes and not merges to local repository</w:t>
       </w:r>
     </w:p>
     <w:p>
-      <w:r>
+      <w:pPr>
+        <w:rPr>
+          <w:rFonts w:cstheme="minorHAnsi"/>
+          <w:sz w:val="28"/>
+          <w:szCs w:val="28"/>
+        </w:rPr>
+      </w:pPr>
+      <w:r>
+        <w:rPr>
+          <w:rFonts w:cstheme="minorHAnsi"/>
+          <w:sz w:val="28"/>
+          <w:szCs w:val="28"/>
+        </w:rPr>
         <w:t xml:space="preserve">Git </w:t>
       </w:r>
       <w:proofErr w:type="spellStart"/>
       <w:r>
+        <w:rPr>
+          <w:rFonts w:cstheme="minorHAnsi"/>
+          <w:sz w:val="28"/>
+          <w:szCs w:val="28"/>
+        </w:rPr>
         <w:t>feth</w:t>
       </w:r>
       <w:proofErr w:type="spellEnd"/>
       <w:r>
+        <w:rPr>
+          <w:rFonts w:cstheme="minorHAnsi"/>
+          <w:sz w:val="28"/>
+          <w:szCs w:val="28"/>
+        </w:rPr>
         <w:t xml:space="preserve"> origin &lt;branch name&gt;</w:t>
       </w:r>
     </w:p>
     <w:p>
-      <w:r>
-        <w:t>Git merge</w:t>
-      </w:r>
-    </w:p>
-    <w:p>
-      <w:pPr>
-        <w:rPr>
-          <w:b/>
-          <w:bCs/>
-        </w:rPr>
-      </w:pPr>
-      <w:r>
-        <w:rPr>
-          <w:b/>
-          <w:bCs/>
+      <w:pPr>
+        <w:rPr>
+          <w:rFonts w:cstheme="minorHAnsi"/>
+          <w:sz w:val="28"/>
+          <w:szCs w:val="28"/>
+        </w:rPr>
+      </w:pPr>
+      <w:r>
+        <w:rPr>
+          <w:rFonts w:cstheme="minorHAnsi"/>
+          <w:sz w:val="28"/>
+          <w:szCs w:val="28"/>
+        </w:rPr>
+        <w:t xml:space="preserve">Git </w:t>
+      </w:r>
+      <w:proofErr w:type="gramStart"/>
+      <w:r>
+        <w:rPr>
+          <w:rFonts w:cstheme="minorHAnsi"/>
+          <w:sz w:val="28"/>
+          <w:szCs w:val="28"/>
+        </w:rPr>
+        <w:t>merge</w:t>
+      </w:r>
+      <w:proofErr w:type="gramEnd"/>
+    </w:p>
+    <w:p>
+      <w:pPr>
+        <w:rPr>
+          <w:rFonts w:cstheme="minorHAnsi"/>
+          <w:b/>
+          <w:bCs/>
+          <w:sz w:val="28"/>
+          <w:szCs w:val="28"/>
+        </w:rPr>
+      </w:pPr>
+      <w:r>
+        <w:rPr>
+          <w:rFonts w:cstheme="minorHAnsi"/>
+          <w:b/>
+          <w:bCs/>
+          <w:sz w:val="28"/>
+          <w:szCs w:val="28"/>
         </w:rPr>
         <w:t>Move commits from one branch to another</w:t>
       </w:r>
@@ -615,226 +1200,426 @@
     <w:p>
       <w:pPr>
         <w:rPr>
-          <w:b/>
-          <w:bCs/>
-        </w:rPr>
-      </w:pPr>
-      <w:r>
-        <w:rPr>
-          <w:b/>
-          <w:bCs/>
+          <w:rFonts w:cstheme="minorHAnsi"/>
+          <w:b/>
+          <w:bCs/>
+          <w:sz w:val="28"/>
+          <w:szCs w:val="28"/>
+        </w:rPr>
+      </w:pPr>
+      <w:r>
+        <w:rPr>
+          <w:rFonts w:cstheme="minorHAnsi"/>
+          <w:b/>
+          <w:bCs/>
+          <w:sz w:val="28"/>
+          <w:szCs w:val="28"/>
         </w:rPr>
         <w:t xml:space="preserve">   </w:t>
       </w:r>
       <w:r>
+        <w:rPr>
+          <w:rFonts w:cstheme="minorHAnsi"/>
+          <w:sz w:val="28"/>
+          <w:szCs w:val="28"/>
+        </w:rPr>
         <w:tab/>
-      </w:r>
-      <w:r>
         <w:t>(On branch1) Git merge &lt;branch2&gt;</w:t>
       </w:r>
     </w:p>
     <w:p>
       <w:pPr>
         <w:rPr>
-          <w:b/>
-          <w:bCs/>
-        </w:rPr>
-      </w:pPr>
-      <w:r>
-        <w:rPr>
-          <w:b/>
-          <w:bCs/>
+          <w:rFonts w:cstheme="minorHAnsi"/>
+          <w:b/>
+          <w:bCs/>
+          <w:sz w:val="28"/>
+          <w:szCs w:val="28"/>
+        </w:rPr>
+      </w:pPr>
+      <w:r>
+        <w:rPr>
+          <w:rFonts w:cstheme="minorHAnsi"/>
+          <w:b/>
+          <w:bCs/>
+          <w:sz w:val="28"/>
+          <w:szCs w:val="28"/>
         </w:rPr>
         <w:t>Save the changes on branch</w:t>
       </w:r>
       <w:r>
         <w:rPr>
-          <w:b/>
-          <w:bCs/>
+          <w:rFonts w:cstheme="minorHAnsi"/>
+          <w:b/>
+          <w:bCs/>
+          <w:sz w:val="28"/>
+          <w:szCs w:val="28"/>
         </w:rPr>
         <w:t xml:space="preserve"> </w:t>
       </w:r>
     </w:p>
     <w:p>
-      <w:r>
-        <w:rPr>
-          <w:b/>
-          <w:bCs/>
+      <w:pPr>
+        <w:rPr>
+          <w:rFonts w:cstheme="minorHAnsi"/>
+          <w:sz w:val="28"/>
+          <w:szCs w:val="28"/>
+        </w:rPr>
+      </w:pPr>
+      <w:r>
+        <w:rPr>
+          <w:rFonts w:cstheme="minorHAnsi"/>
+          <w:b/>
+          <w:bCs/>
+          <w:sz w:val="28"/>
+          <w:szCs w:val="28"/>
         </w:rPr>
         <w:t xml:space="preserve">Git </w:t>
       </w:r>
       <w:proofErr w:type="gramStart"/>
       <w:r>
         <w:rPr>
-          <w:b/>
-          <w:bCs/>
+          <w:rFonts w:cstheme="minorHAnsi"/>
+          <w:b/>
+          <w:bCs/>
+          <w:sz w:val="28"/>
+          <w:szCs w:val="28"/>
         </w:rPr>
         <w:t xml:space="preserve">stash </w:t>
       </w:r>
       <w:r>
+        <w:rPr>
+          <w:rFonts w:cstheme="minorHAnsi"/>
+          <w:sz w:val="28"/>
+          <w:szCs w:val="28"/>
+        </w:rPr>
         <w:t xml:space="preserve"> (</w:t>
       </w:r>
       <w:proofErr w:type="gramEnd"/>
       <w:r>
+        <w:rPr>
+          <w:rFonts w:cstheme="minorHAnsi"/>
+          <w:sz w:val="28"/>
+          <w:szCs w:val="28"/>
+        </w:rPr>
         <w:t>T</w:t>
       </w:r>
       <w:r>
+        <w:rPr>
+          <w:rFonts w:cstheme="minorHAnsi"/>
+          <w:sz w:val="28"/>
+          <w:szCs w:val="28"/>
+        </w:rPr>
         <w:t>o save changes)</w:t>
       </w:r>
     </w:p>
     <w:p>
-      <w:r>
+      <w:pPr>
+        <w:rPr>
+          <w:rFonts w:cstheme="minorHAnsi"/>
+          <w:sz w:val="28"/>
+          <w:szCs w:val="28"/>
+        </w:rPr>
+      </w:pPr>
+      <w:r>
+        <w:rPr>
+          <w:rFonts w:cstheme="minorHAnsi"/>
+          <w:sz w:val="28"/>
+          <w:szCs w:val="28"/>
+        </w:rPr>
         <w:t xml:space="preserve">             </w:t>
       </w:r>
       <w:r>
         <w:rPr>
-          <w:b/>
-          <w:bCs/>
+          <w:rFonts w:cstheme="minorHAnsi"/>
+          <w:b/>
+          <w:bCs/>
+          <w:sz w:val="28"/>
+          <w:szCs w:val="28"/>
         </w:rPr>
         <w:t>git stash push -m "WIP-login-tests</w:t>
       </w:r>
       <w:proofErr w:type="gramStart"/>
       <w:r>
         <w:rPr>
-          <w:b/>
-          <w:bCs/>
+          <w:rFonts w:cstheme="minorHAnsi"/>
+          <w:b/>
+          <w:bCs/>
+          <w:sz w:val="28"/>
+          <w:szCs w:val="28"/>
         </w:rPr>
         <w:t>"</w:t>
       </w:r>
       <w:r>
+        <w:rPr>
+          <w:rFonts w:cstheme="minorHAnsi"/>
+          <w:sz w:val="28"/>
+          <w:szCs w:val="28"/>
+        </w:rPr>
         <w:t xml:space="preserve">  (</w:t>
       </w:r>
       <w:proofErr w:type="gramEnd"/>
       <w:r>
+        <w:rPr>
+          <w:rFonts w:cstheme="minorHAnsi"/>
+          <w:sz w:val="28"/>
+          <w:szCs w:val="28"/>
+        </w:rPr>
         <w:t>To save with a name)</w:t>
       </w:r>
     </w:p>
     <w:p>
-      <w:r>
-        <w:rPr>
-          <w:b/>
-          <w:bCs/>
+      <w:pPr>
+        <w:rPr>
+          <w:rFonts w:cstheme="minorHAnsi"/>
+          <w:sz w:val="28"/>
+          <w:szCs w:val="28"/>
+        </w:rPr>
+      </w:pPr>
+      <w:r>
+        <w:rPr>
+          <w:rFonts w:cstheme="minorHAnsi"/>
+          <w:b/>
+          <w:bCs/>
+          <w:sz w:val="28"/>
+          <w:szCs w:val="28"/>
         </w:rPr>
         <w:t>g</w:t>
       </w:r>
       <w:r>
         <w:rPr>
-          <w:b/>
-          <w:bCs/>
+          <w:rFonts w:cstheme="minorHAnsi"/>
+          <w:b/>
+          <w:bCs/>
+          <w:sz w:val="28"/>
+          <w:szCs w:val="28"/>
         </w:rPr>
         <w:t xml:space="preserve">it stash list </w:t>
       </w:r>
       <w:r>
+        <w:rPr>
+          <w:rFonts w:cstheme="minorHAnsi"/>
+          <w:sz w:val="28"/>
+          <w:szCs w:val="28"/>
+        </w:rPr>
         <w:t>(To see the list of saves)</w:t>
       </w:r>
     </w:p>
     <w:p>
       <w:pPr>
         <w:ind w:firstLine="720"/>
-      </w:pPr>
-      <w:r>
-        <w:rPr>
-          <w:b/>
-          <w:bCs/>
+        <w:rPr>
+          <w:rFonts w:cstheme="minorHAnsi"/>
+          <w:sz w:val="28"/>
+          <w:szCs w:val="28"/>
+        </w:rPr>
+      </w:pPr>
+      <w:r>
+        <w:rPr>
+          <w:rFonts w:cstheme="minorHAnsi"/>
+          <w:b/>
+          <w:bCs/>
+          <w:sz w:val="28"/>
+          <w:szCs w:val="28"/>
         </w:rPr>
         <w:t xml:space="preserve">Git stash </w:t>
       </w:r>
       <w:proofErr w:type="gramStart"/>
       <w:r>
         <w:rPr>
-          <w:b/>
-          <w:bCs/>
+          <w:rFonts w:cstheme="minorHAnsi"/>
+          <w:b/>
+          <w:bCs/>
+          <w:sz w:val="28"/>
+          <w:szCs w:val="28"/>
         </w:rPr>
         <w:t xml:space="preserve">pop </w:t>
       </w:r>
       <w:r>
+        <w:rPr>
+          <w:rFonts w:cstheme="minorHAnsi"/>
+          <w:sz w:val="28"/>
+          <w:szCs w:val="28"/>
+        </w:rPr>
         <w:t xml:space="preserve"> (</w:t>
       </w:r>
       <w:proofErr w:type="gramEnd"/>
       <w:r>
-        <w:t>Retrieves saved changes and delete the stash)</w:t>
+        <w:rPr>
+          <w:rFonts w:cstheme="minorHAnsi"/>
+          <w:sz w:val="28"/>
+          <w:szCs w:val="28"/>
+        </w:rPr>
+        <w:t xml:space="preserve">Retrieves saved changes and </w:t>
+      </w:r>
+      <w:proofErr w:type="gramStart"/>
+      <w:r>
+        <w:rPr>
+          <w:rFonts w:cstheme="minorHAnsi"/>
+          <w:sz w:val="28"/>
+          <w:szCs w:val="28"/>
+        </w:rPr>
+        <w:t>delete</w:t>
+      </w:r>
+      <w:proofErr w:type="gramEnd"/>
+      <w:r>
+        <w:rPr>
+          <w:rFonts w:cstheme="minorHAnsi"/>
+          <w:sz w:val="28"/>
+          <w:szCs w:val="28"/>
+        </w:rPr>
+        <w:t xml:space="preserve"> the stash)</w:t>
       </w:r>
     </w:p>
     <w:p>
       <w:pPr>
         <w:ind w:firstLine="720"/>
-      </w:pPr>
-      <w:r>
-        <w:rPr>
-          <w:b/>
-          <w:bCs/>
+        <w:rPr>
+          <w:rFonts w:cstheme="minorHAnsi"/>
+          <w:sz w:val="28"/>
+          <w:szCs w:val="28"/>
+        </w:rPr>
+      </w:pPr>
+      <w:r>
+        <w:rPr>
+          <w:rFonts w:cstheme="minorHAnsi"/>
+          <w:b/>
+          <w:bCs/>
+          <w:sz w:val="28"/>
+          <w:szCs w:val="28"/>
         </w:rPr>
         <w:t xml:space="preserve">Git </w:t>
       </w:r>
       <w:proofErr w:type="gramStart"/>
       <w:r>
         <w:rPr>
-          <w:b/>
-          <w:bCs/>
+          <w:rFonts w:cstheme="minorHAnsi"/>
+          <w:b/>
+          <w:bCs/>
+          <w:sz w:val="28"/>
+          <w:szCs w:val="28"/>
         </w:rPr>
         <w:t>stash</w:t>
       </w:r>
       <w:proofErr w:type="gramEnd"/>
       <w:r>
         <w:rPr>
-          <w:b/>
-          <w:bCs/>
+          <w:rFonts w:cstheme="minorHAnsi"/>
+          <w:b/>
+          <w:bCs/>
+          <w:sz w:val="28"/>
+          <w:szCs w:val="28"/>
         </w:rPr>
         <w:t xml:space="preserve"> apply </w:t>
       </w:r>
       <w:r>
+        <w:rPr>
+          <w:rFonts w:cstheme="minorHAnsi"/>
+          <w:sz w:val="28"/>
+          <w:szCs w:val="28"/>
+        </w:rPr>
         <w:t>(Retrieves saved changes and keep the stash)</w:t>
       </w:r>
     </w:p>
     <w:p>
       <w:pPr>
         <w:ind w:firstLine="720"/>
-      </w:pPr>
-      <w:r>
-        <w:rPr>
-          <w:b/>
-          <w:bCs/>
+        <w:rPr>
+          <w:rFonts w:cstheme="minorHAnsi"/>
+          <w:sz w:val="28"/>
+          <w:szCs w:val="28"/>
+        </w:rPr>
+      </w:pPr>
+      <w:r>
+        <w:rPr>
+          <w:rFonts w:cstheme="minorHAnsi"/>
+          <w:b/>
+          <w:bCs/>
+          <w:sz w:val="28"/>
+          <w:szCs w:val="28"/>
         </w:rPr>
         <w:t xml:space="preserve">Git stash clear </w:t>
       </w:r>
       <w:r>
+        <w:rPr>
+          <w:rFonts w:cstheme="minorHAnsi"/>
+          <w:sz w:val="28"/>
+          <w:szCs w:val="28"/>
+        </w:rPr>
         <w:t>(clear the stashes)</w:t>
       </w:r>
     </w:p>
     <w:p>
       <w:pPr>
         <w:rPr>
-          <w:b/>
-          <w:bCs/>
-        </w:rPr>
-      </w:pPr>
-      <w:r>
-        <w:rPr>
-          <w:b/>
-          <w:bCs/>
+          <w:rFonts w:cstheme="minorHAnsi"/>
+          <w:b/>
+          <w:bCs/>
+          <w:sz w:val="28"/>
+          <w:szCs w:val="28"/>
+        </w:rPr>
+      </w:pPr>
+      <w:r>
+        <w:rPr>
+          <w:rFonts w:cstheme="minorHAnsi"/>
+          <w:b/>
+          <w:bCs/>
+          <w:sz w:val="28"/>
+          <w:szCs w:val="28"/>
         </w:rPr>
         <w:t>Revert commit</w:t>
       </w:r>
     </w:p>
     <w:p>
-      <w:r>
+      <w:pPr>
+        <w:rPr>
+          <w:rFonts w:cstheme="minorHAnsi"/>
+          <w:sz w:val="28"/>
+          <w:szCs w:val="28"/>
+        </w:rPr>
+      </w:pPr>
+      <w:r>
+        <w:rPr>
+          <w:rFonts w:cstheme="minorHAnsi"/>
+          <w:sz w:val="28"/>
+          <w:szCs w:val="28"/>
+        </w:rPr>
+        <w:lastRenderedPageBreak/>
         <w:t xml:space="preserve">Revert last </w:t>
       </w:r>
       <w:proofErr w:type="gramStart"/>
       <w:r>
+        <w:rPr>
+          <w:rFonts w:cstheme="minorHAnsi"/>
+          <w:sz w:val="28"/>
+          <w:szCs w:val="28"/>
+        </w:rPr>
         <w:t>commit</w:t>
       </w:r>
       <w:r>
+        <w:rPr>
+          <w:rFonts w:cstheme="minorHAnsi"/>
+          <w:sz w:val="28"/>
+          <w:szCs w:val="28"/>
+        </w:rPr>
         <w:t xml:space="preserve"> :</w:t>
       </w:r>
       <w:proofErr w:type="gramEnd"/>
       <w:r>
+        <w:rPr>
+          <w:rFonts w:cstheme="minorHAnsi"/>
+          <w:sz w:val="28"/>
+          <w:szCs w:val="28"/>
+        </w:rPr>
         <w:t xml:space="preserve"> </w:t>
       </w:r>
       <w:r>
         <w:rPr>
-          <w:b/>
-          <w:bCs/>
+          <w:rFonts w:cstheme="minorHAnsi"/>
+          <w:b/>
+          <w:bCs/>
+          <w:sz w:val="28"/>
+          <w:szCs w:val="28"/>
         </w:rPr>
         <w:t>git revert HEAD</w:t>
       </w:r>
@@ -842,159 +1627,338 @@
     <w:p>
       <w:pPr>
         <w:rPr>
-          <w:b/>
-          <w:bCs/>
-        </w:rPr>
-      </w:pPr>
-      <w:r>
+          <w:rFonts w:cstheme="minorHAnsi"/>
+          <w:b/>
+          <w:bCs/>
+          <w:sz w:val="28"/>
+          <w:szCs w:val="28"/>
+        </w:rPr>
+      </w:pPr>
+      <w:r>
+        <w:rPr>
+          <w:rFonts w:cstheme="minorHAnsi"/>
+          <w:sz w:val="28"/>
+          <w:szCs w:val="28"/>
+        </w:rPr>
         <w:t>Revert commit by using commit id</w:t>
       </w:r>
     </w:p>
     <w:p>
-      <w:r>
+      <w:pPr>
+        <w:rPr>
+          <w:rFonts w:cstheme="minorHAnsi"/>
+          <w:sz w:val="28"/>
+          <w:szCs w:val="28"/>
+        </w:rPr>
+      </w:pPr>
+      <w:r>
+        <w:rPr>
+          <w:rFonts w:cstheme="minorHAnsi"/>
+          <w:sz w:val="28"/>
+          <w:szCs w:val="28"/>
+        </w:rPr>
         <w:t xml:space="preserve">                        </w:t>
       </w:r>
       <w:r>
+        <w:rPr>
+          <w:rFonts w:cstheme="minorHAnsi"/>
+          <w:sz w:val="28"/>
+          <w:szCs w:val="28"/>
+        </w:rPr>
         <w:t xml:space="preserve">   g</w:t>
       </w:r>
       <w:r>
+        <w:rPr>
+          <w:rFonts w:cstheme="minorHAnsi"/>
+          <w:sz w:val="28"/>
+          <w:szCs w:val="28"/>
+        </w:rPr>
         <w:t>it log</w:t>
       </w:r>
     </w:p>
     <w:p>
+      <w:pPr>
+        <w:rPr>
+          <w:rFonts w:cstheme="minorHAnsi"/>
+          <w:sz w:val="28"/>
+          <w:szCs w:val="28"/>
+        </w:rPr>
+      </w:pPr>
       <w:proofErr w:type="gramStart"/>
       <w:r>
+        <w:rPr>
+          <w:rFonts w:cstheme="minorHAnsi"/>
+          <w:sz w:val="28"/>
+          <w:szCs w:val="28"/>
+        </w:rPr>
         <w:t>git</w:t>
       </w:r>
       <w:proofErr w:type="gramEnd"/>
       <w:r>
+        <w:rPr>
+          <w:rFonts w:cstheme="minorHAnsi"/>
+          <w:sz w:val="28"/>
+          <w:szCs w:val="28"/>
+        </w:rPr>
         <w:t xml:space="preserve"> revert </w:t>
       </w:r>
       <w:proofErr w:type="spellStart"/>
       <w:r>
+        <w:rPr>
+          <w:rFonts w:cstheme="minorHAnsi"/>
+          <w:sz w:val="28"/>
+          <w:szCs w:val="28"/>
+        </w:rPr>
         <w:t>commitId</w:t>
       </w:r>
       <w:proofErr w:type="spellEnd"/>
       <w:r>
+        <w:rPr>
+          <w:rFonts w:cstheme="minorHAnsi"/>
+          <w:sz w:val="28"/>
+          <w:szCs w:val="28"/>
+        </w:rPr>
         <w:t xml:space="preserve"> –no--edit </w:t>
       </w:r>
     </w:p>
-    <w:p/>
-    <w:p/>
+    <w:p>
+      <w:pPr>
+        <w:rPr>
+          <w:rFonts w:cstheme="minorHAnsi"/>
+          <w:sz w:val="28"/>
+          <w:szCs w:val="28"/>
+        </w:rPr>
+      </w:pPr>
+    </w:p>
+    <w:p>
+      <w:pPr>
+        <w:rPr>
+          <w:rFonts w:cstheme="minorHAnsi"/>
+          <w:sz w:val="28"/>
+          <w:szCs w:val="28"/>
+        </w:rPr>
+      </w:pPr>
+    </w:p>
     <w:p>
       <w:pPr>
         <w:spacing w:before="240" w:after="240"/>
-      </w:pPr>
-      <w:r>
-        <w:rPr>
-          <w:b/>
-          <w:bCs/>
+        <w:rPr>
+          <w:rFonts w:cstheme="minorHAnsi"/>
+          <w:sz w:val="28"/>
+          <w:szCs w:val="28"/>
+        </w:rPr>
+      </w:pPr>
+      <w:r>
+        <w:rPr>
+          <w:rFonts w:cstheme="minorHAnsi"/>
+          <w:b/>
+          <w:bCs/>
+          <w:sz w:val="28"/>
+          <w:szCs w:val="28"/>
         </w:rPr>
         <w:t>Reset</w:t>
       </w:r>
       <w:r>
         <w:rPr>
-          <w:b/>
-          <w:bCs/>
+          <w:rFonts w:cstheme="minorHAnsi"/>
+          <w:b/>
+          <w:bCs/>
+          <w:sz w:val="28"/>
+          <w:szCs w:val="28"/>
         </w:rPr>
         <w:t>:</w:t>
       </w:r>
       <w:r>
+        <w:rPr>
+          <w:rFonts w:cstheme="minorHAnsi"/>
+          <w:sz w:val="28"/>
+          <w:szCs w:val="28"/>
+        </w:rPr>
         <w:t xml:space="preserve"> </w:t>
       </w:r>
       <w:r>
         <w:rPr>
-          <w:rFonts w:ascii="Calibri" w:eastAsia="Calibri" w:hAnsi="Calibri" w:cs="Calibri"/>
+          <w:rFonts w:eastAsia="Calibri" w:cstheme="minorHAnsi"/>
+          <w:sz w:val="28"/>
+          <w:szCs w:val="28"/>
         </w:rPr>
         <w:t>to redo commit and re-stage files.</w:t>
       </w:r>
     </w:p>
     <w:p>
-      <w:r>
+      <w:pPr>
+        <w:rPr>
+          <w:rFonts w:cstheme="minorHAnsi"/>
+          <w:sz w:val="28"/>
+          <w:szCs w:val="28"/>
+        </w:rPr>
+      </w:pPr>
+      <w:r>
+        <w:rPr>
+          <w:rFonts w:cstheme="minorHAnsi"/>
+          <w:sz w:val="28"/>
+          <w:szCs w:val="28"/>
+        </w:rPr>
         <w:t>git reset HEAD~1</w:t>
       </w:r>
     </w:p>
     <w:p>
-      <w:r>
+      <w:pPr>
+        <w:rPr>
+          <w:rFonts w:cstheme="minorHAnsi"/>
+          <w:sz w:val="28"/>
+          <w:szCs w:val="28"/>
+        </w:rPr>
+      </w:pPr>
+      <w:r>
+        <w:rPr>
+          <w:rFonts w:cstheme="minorHAnsi"/>
+          <w:sz w:val="28"/>
+          <w:szCs w:val="28"/>
+        </w:rPr>
         <w:t>git reset file.txt</w:t>
       </w:r>
     </w:p>
     <w:p>
-      <w:r>
-        <w:rPr>
-          <w:b/>
-          <w:bCs/>
+      <w:pPr>
+        <w:rPr>
+          <w:rFonts w:cstheme="minorHAnsi"/>
+          <w:sz w:val="28"/>
+          <w:szCs w:val="28"/>
+        </w:rPr>
+      </w:pPr>
+      <w:r>
+        <w:rPr>
+          <w:rFonts w:cstheme="minorHAnsi"/>
+          <w:b/>
+          <w:bCs/>
+          <w:sz w:val="28"/>
+          <w:szCs w:val="28"/>
         </w:rPr>
         <w:t>R</w:t>
       </w:r>
       <w:r>
         <w:rPr>
-          <w:b/>
-          <w:bCs/>
+          <w:rFonts w:cstheme="minorHAnsi"/>
+          <w:b/>
+          <w:bCs/>
+          <w:sz w:val="28"/>
+          <w:szCs w:val="28"/>
         </w:rPr>
         <w:t>ebase</w:t>
       </w:r>
       <w:r>
         <w:rPr>
-          <w:b/>
-          <w:bCs/>
+          <w:rFonts w:cstheme="minorHAnsi"/>
+          <w:b/>
+          <w:bCs/>
+          <w:sz w:val="28"/>
+          <w:szCs w:val="28"/>
         </w:rPr>
         <w:t>:</w:t>
       </w:r>
       <w:r>
+        <w:rPr>
+          <w:rFonts w:cstheme="minorHAnsi"/>
+          <w:sz w:val="28"/>
+          <w:szCs w:val="28"/>
+        </w:rPr>
         <w:t xml:space="preserve"> </w:t>
       </w:r>
     </w:p>
     <w:p>
+      <w:pPr>
+        <w:rPr>
+          <w:rFonts w:cstheme="minorHAnsi"/>
+          <w:sz w:val="28"/>
+          <w:szCs w:val="28"/>
+        </w:rPr>
+      </w:pPr>
       <w:proofErr w:type="gramStart"/>
       <w:r>
         <w:rPr>
-          <w:rFonts w:ascii="Calibri" w:eastAsia="Calibri" w:hAnsi="Calibri" w:cs="Calibri"/>
-          <w:b/>
-          <w:bCs/>
+          <w:rFonts w:eastAsia="Calibri" w:cstheme="minorHAnsi"/>
+          <w:b/>
+          <w:bCs/>
+          <w:sz w:val="28"/>
+          <w:szCs w:val="28"/>
         </w:rPr>
         <w:t>Git</w:t>
       </w:r>
       <w:proofErr w:type="gramEnd"/>
       <w:r>
         <w:rPr>
-          <w:rFonts w:ascii="Calibri" w:eastAsia="Calibri" w:hAnsi="Calibri" w:cs="Calibri"/>
-          <w:b/>
-          <w:bCs/>
+          <w:rFonts w:eastAsia="Calibri" w:cstheme="minorHAnsi"/>
+          <w:b/>
+          <w:bCs/>
+          <w:sz w:val="28"/>
+          <w:szCs w:val="28"/>
         </w:rPr>
         <w:t xml:space="preserve"> rebase</w:t>
       </w:r>
       <w:r>
         <w:rPr>
-          <w:rFonts w:ascii="Calibri" w:eastAsia="Calibri" w:hAnsi="Calibri" w:cs="Calibri"/>
+          <w:rFonts w:eastAsia="Calibri" w:cstheme="minorHAnsi"/>
+          <w:sz w:val="28"/>
+          <w:szCs w:val="28"/>
         </w:rPr>
         <w:t xml:space="preserve"> is used to </w:t>
       </w:r>
       <w:r>
         <w:rPr>
-          <w:rFonts w:ascii="Calibri" w:eastAsia="Calibri" w:hAnsi="Calibri" w:cs="Calibri"/>
-          <w:b/>
-          <w:bCs/>
-        </w:rPr>
-        <w:t>move or replay commits from one branch onto another branch</w:t>
-      </w:r>
-      <w:r>
-        <w:rPr>
-          <w:rFonts w:ascii="Calibri" w:eastAsia="Calibri" w:hAnsi="Calibri" w:cs="Calibri"/>
+          <w:rFonts w:eastAsia="Calibri" w:cstheme="minorHAnsi"/>
+          <w:b/>
+          <w:bCs/>
+          <w:sz w:val="28"/>
+          <w:szCs w:val="28"/>
+        </w:rPr>
+        <w:t xml:space="preserve">move or replay commits from one branch </w:t>
+      </w:r>
+      <w:proofErr w:type="gramStart"/>
+      <w:r>
+        <w:rPr>
+          <w:rFonts w:eastAsia="Calibri" w:cstheme="minorHAnsi"/>
+          <w:b/>
+          <w:bCs/>
+          <w:sz w:val="28"/>
+          <w:szCs w:val="28"/>
+        </w:rPr>
+        <w:t>onto</w:t>
+      </w:r>
+      <w:proofErr w:type="gramEnd"/>
+      <w:r>
+        <w:rPr>
+          <w:rFonts w:eastAsia="Calibri" w:cstheme="minorHAnsi"/>
+          <w:b/>
+          <w:bCs/>
+          <w:sz w:val="28"/>
+          <w:szCs w:val="28"/>
+        </w:rPr>
+        <w:t xml:space="preserve"> another branch</w:t>
+      </w:r>
+      <w:r>
+        <w:rPr>
+          <w:rFonts w:eastAsia="Calibri" w:cstheme="minorHAnsi"/>
+          <w:sz w:val="28"/>
+          <w:szCs w:val="28"/>
         </w:rPr>
         <w:t xml:space="preserve"> to maintain a </w:t>
       </w:r>
       <w:r>
         <w:rPr>
-          <w:rFonts w:ascii="Calibri" w:eastAsia="Calibri" w:hAnsi="Calibri" w:cs="Calibri"/>
-          <w:b/>
-          <w:bCs/>
+          <w:rFonts w:eastAsia="Calibri" w:cstheme="minorHAnsi"/>
+          <w:b/>
+          <w:bCs/>
+          <w:sz w:val="28"/>
+          <w:szCs w:val="28"/>
         </w:rPr>
         <w:t>clean and linear commit history</w:t>
       </w:r>
       <w:r>
         <w:rPr>
-          <w:rFonts w:ascii="Calibri" w:eastAsia="Calibri" w:hAnsi="Calibri" w:cs="Calibri"/>
+          <w:rFonts w:eastAsia="Calibri" w:cstheme="minorHAnsi"/>
+          <w:sz w:val="28"/>
+          <w:szCs w:val="28"/>
         </w:rPr>
         <w:t>.</w:t>
       </w:r>
@@ -1003,31 +1967,54 @@
       <w:pPr>
         <w:ind w:left="720"/>
         <w:rPr>
-          <w:rFonts w:ascii="Calibri" w:eastAsia="Calibri" w:hAnsi="Calibri" w:cs="Calibri"/>
-        </w:rPr>
-      </w:pPr>
-      <w:r>
-        <w:rPr>
-          <w:rFonts w:ascii="Calibri" w:eastAsia="Calibri" w:hAnsi="Calibri" w:cs="Calibri"/>
-        </w:rPr>
-        <w:t>git checkout feature</w:t>
+          <w:rFonts w:eastAsia="Calibri" w:cstheme="minorHAnsi"/>
+          <w:sz w:val="28"/>
+          <w:szCs w:val="28"/>
+        </w:rPr>
+      </w:pPr>
+      <w:proofErr w:type="gramStart"/>
+      <w:r>
+        <w:rPr>
+          <w:rFonts w:eastAsia="Calibri" w:cstheme="minorHAnsi"/>
+          <w:sz w:val="28"/>
+          <w:szCs w:val="28"/>
+        </w:rPr>
+        <w:t>git</w:t>
+      </w:r>
+      <w:proofErr w:type="gramEnd"/>
+      <w:r>
+        <w:rPr>
+          <w:rFonts w:eastAsia="Calibri" w:cstheme="minorHAnsi"/>
+          <w:sz w:val="28"/>
+          <w:szCs w:val="28"/>
+        </w:rPr>
+        <w:t xml:space="preserve"> checkout feature</w:t>
       </w:r>
     </w:p>
     <w:p>
       <w:pPr>
         <w:ind w:left="720"/>
+        <w:rPr>
+          <w:rFonts w:cstheme="minorHAnsi"/>
+          <w:sz w:val="28"/>
+          <w:szCs w:val="28"/>
+        </w:rPr>
       </w:pPr>
       <w:proofErr w:type="gramStart"/>
       <w:r>
         <w:rPr>
-          <w:rFonts w:ascii="Calibri" w:eastAsia="Calibri" w:hAnsi="Calibri" w:cs="Calibri"/>
+          <w:rFonts w:eastAsia="Calibri" w:cstheme="minorHAnsi"/>
+          <w:sz w:val="28"/>
+          <w:szCs w:val="28"/>
         </w:rPr>
         <w:t>git</w:t>
       </w:r>
       <w:proofErr w:type="gramEnd"/>
       <w:r>
         <w:rPr>
-          <w:rFonts w:ascii="Calibri" w:eastAsia="Calibri" w:hAnsi="Calibri" w:cs="Calibri"/>
+          <w:rFonts w:eastAsia="Calibri" w:cstheme="minorHAnsi"/>
+          <w:sz w:val="28"/>
+          <w:szCs w:val="28"/>
         </w:rPr>
         <w:t xml:space="preserve"> rebase main</w:t>
       </w:r>
@@ -1035,110 +2022,27 @@
     <w:p>
       <w:pPr>
         <w:ind w:left="720"/>
-      </w:pPr>
-      <w:r>
-        <w:rPr>
-          <w:rFonts w:ascii="Calibri" w:eastAsia="Calibri" w:hAnsi="Calibri" w:cs="Calibri"/>
+        <w:rPr>
+          <w:rFonts w:cstheme="minorHAnsi"/>
+          <w:sz w:val="28"/>
+          <w:szCs w:val="28"/>
+        </w:rPr>
+      </w:pPr>
+      <w:r>
+        <w:rPr>
+          <w:rFonts w:eastAsia="Calibri" w:cstheme="minorHAnsi"/>
+          <w:sz w:val="28"/>
+          <w:szCs w:val="28"/>
         </w:rPr>
         <w:t>My feature commits are replayed on top of the latest main.</w:t>
       </w:r>
     </w:p>
-    <w:p/>
-    <w:p/>
-    <w:p>
-      <w:r>
-        <w:t xml:space="preserve"> </w:t>
-      </w:r>
-    </w:p>
-    <w:p/>
-    <w:p>
-      <w:pPr>
-        <w:ind w:firstLine="720"/>
-      </w:pPr>
-    </w:p>
-    <w:p/>
-    <w:p/>
-    <w:p/>
-    <w:p>
-      <w:pPr>
-        <w:rPr>
-          <w:b/>
-          <w:bCs/>
-        </w:rPr>
-      </w:pPr>
-    </w:p>
-    <w:p/>
-    <w:p>
-      <w:pPr>
-        <w:rPr>
-          <w:b/>
-          <w:bCs/>
-        </w:rPr>
-      </w:pPr>
-    </w:p>
-    <w:p>
-      <w:r>
-        <w:t xml:space="preserve">            </w:t>
-      </w:r>
-    </w:p>
-    <w:p/>
-    <w:p>
-      <w:pPr>
-        <w:rPr>
-          <w:b/>
-          <w:bCs/>
-        </w:rPr>
-      </w:pPr>
-    </w:p>
-    <w:p/>
-    <w:p/>
-    <w:p>
-      <w:pPr>
-        <w:rPr>
-          <w:b/>
-          <w:bCs/>
-        </w:rPr>
-      </w:pPr>
-    </w:p>
-    <w:p/>
-    <w:p/>
-    <w:p/>
-    <w:p>
-      <w:pPr>
-        <w:rPr>
-          <w:b/>
-          <w:bCs/>
-        </w:rPr>
-      </w:pPr>
-    </w:p>
-    <w:p>
-      <w:pPr>
-        <w:rPr>
-          <w:b/>
-          <w:bCs/>
-        </w:rPr>
-      </w:pPr>
-    </w:p>
-    <w:p>
-      <w:pPr>
-        <w:rPr>
-          <w:b/>
-          <w:bCs/>
-        </w:rPr>
-      </w:pPr>
-    </w:p>
-    <w:p>
-      <w:r>
-        <w:t xml:space="preserve"> </w:t>
-      </w:r>
-    </w:p>
-    <w:p/>
-    <w:p/>
-    <w:p>
-      <w:pPr>
-        <w:rPr>
-          <w:sz w:val="40"/>
-          <w:szCs w:val="40"/>
+    <w:p>
+      <w:pPr>
+        <w:rPr>
+          <w:rFonts w:cstheme="minorHAnsi"/>
+          <w:sz w:val="28"/>
+          <w:szCs w:val="28"/>
         </w:rPr>
       </w:pPr>
     </w:p>
